--- a/templates/CMIS/TB-NCD-HetHopDong.docx
+++ b/templates/CMIS/TB-NCD-HetHopDong.docx
@@ -592,200 +592,184 @@
     </w:p>
     <w:p>
       <w:pPr>
-        <w:jc w:val="center"/>
-        <w:rPr>
-          <w:rFonts w:ascii="Times New Roman" w:hAnsi="Times New Roman" w:cs="Times New Roman"/>
-          <w:color w:val="000000"/>
-          <w:sz w:val="28"/>
-          <w:szCs w:val="28"/>
-          <w:lang w:val="vi-VN"/>
-        </w:rPr>
-      </w:pPr>
+        <w:spacing w:before="120" w:after="120"/>
+        <w:ind w:firstLine="720"/>
+        <w:contextualSpacing/>
+        <w:rPr>
+          <w:rFonts w:ascii="Times New Roman" w:hAnsi="Times New Roman" w:cs="Times New Roman"/>
+          <w:color w:val="000000"/>
+          <w:sz w:val="26"/>
+          <w:szCs w:val="26"/>
+        </w:rPr>
+      </w:pPr>
+    </w:p>
+    <w:p>
+      <w:pPr>
+        <w:spacing w:before="120" w:after="120"/>
+        <w:ind w:firstLine="720"/>
+        <w:rPr>
+          <w:rFonts w:ascii="Times New Roman" w:hAnsi="Times New Roman"/>
+          <w:color w:val="000000"/>
+          <w:sz w:val="26"/>
+          <w:szCs w:val="26"/>
+          <w:lang w:val="vi-VN"/>
+        </w:rPr>
+      </w:pPr>
+      <w:r>
+        <w:rPr>
+          <w:rFonts w:ascii="Times New Roman" w:hAnsi="Times New Roman" w:cs="Times New Roman"/>
+          <w:color w:val="000000"/>
+          <w:sz w:val="26"/>
+          <w:szCs w:val="26"/>
+          <w:lang w:val="vi-VN"/>
+        </w:rPr>
+        <w:t>Kính gửi khách hàng</w:t>
+      </w:r>
+      <w:r>
+        <w:rPr>
+          <w:rFonts w:ascii="Times New Roman" w:hAnsi="Times New Roman" w:cs="Times New Roman"/>
+          <w:color w:val="000000"/>
+          <w:sz w:val="26"/>
+          <w:szCs w:val="26"/>
+          <w:lang w:val="vi-VN"/>
+        </w:rPr>
+        <w:t>:</w:t>
+      </w:r>
+      <w:r>
+        <w:rPr>
+          <w:sz w:val="26"/>
+          <w:szCs w:val="26"/>
+          <w:lang w:val="vi-VN"/>
+        </w:rPr>
+        <w:t xml:space="preserve"> </w:t>
+      </w:r>
+      <w:r>
+        <w:rPr>
+          <w:rFonts w:ascii="Times New Roman" w:hAnsi="Times New Roman"/>
+          <w:color w:val="000000"/>
+          <w:sz w:val="26"/>
+          <w:szCs w:val="26"/>
+          <w:lang w:val="vi-VN"/>
+        </w:rPr>
+        <w:t>{TEN_KHANG}</w:t>
+      </w:r>
+      <w:r>
+        <w:rPr>
+          <w:rFonts w:ascii="Times New Roman" w:hAnsi="Times New Roman"/>
+          <w:color w:val="000000"/>
+          <w:sz w:val="26"/>
+          <w:szCs w:val="26"/>
+          <w:lang w:val="vi-VN"/>
+        </w:rPr>
+        <w:t>.</w:t>
+      </w:r>
+    </w:p>
+    <w:p>
+      <w:pPr>
+        <w:spacing w:before="120" w:after="120"/>
+        <w:ind w:firstLine="720"/>
+        <w:rPr>
+          <w:rFonts w:ascii="Times New Roman" w:hAnsi="Times New Roman"/>
+          <w:color w:val="000000"/>
+          <w:sz w:val="26"/>
+          <w:szCs w:val="26"/>
+          <w:lang w:val="vi-VN"/>
+        </w:rPr>
+      </w:pPr>
+      <w:r>
+        <w:rPr>
+          <w:rFonts w:ascii="Times New Roman" w:hAnsi="Times New Roman"/>
+          <w:color w:val="000000"/>
+          <w:sz w:val="26"/>
+          <w:szCs w:val="26"/>
+          <w:lang w:val="vi-VN"/>
+        </w:rPr>
+        <w:t xml:space="preserve">Địa chỉ </w:t>
+      </w:r>
+      <w:r>
+        <w:rPr>
+          <w:rFonts w:ascii="Times New Roman" w:hAnsi="Times New Roman"/>
+          <w:color w:val="000000"/>
+          <w:sz w:val="26"/>
+          <w:szCs w:val="26"/>
+          <w:lang w:val="vi-VN"/>
+        </w:rPr>
+        <w:t>sử dụng điện</w:t>
+      </w:r>
+      <w:r>
+        <w:rPr>
+          <w:rFonts w:ascii="Times New Roman" w:hAnsi="Times New Roman"/>
+          <w:color w:val="000000"/>
+          <w:sz w:val="26"/>
+          <w:szCs w:val="26"/>
+          <w:lang w:val="vi-VN"/>
+        </w:rPr>
+        <w:t>: {DCHI_DIEMDO}.</w:t>
+      </w:r>
+    </w:p>
+    <w:p>
+      <w:pPr>
+        <w:spacing w:before="120" w:after="120"/>
+        <w:ind w:firstLine="720"/>
+        <w:rPr>
+          <w:rFonts w:ascii="Times New Roman" w:hAnsi="Times New Roman"/>
+          <w:color w:val="000000"/>
+          <w:sz w:val="26"/>
+          <w:szCs w:val="26"/>
+          <w:lang w:val="vi-VN"/>
+        </w:rPr>
+      </w:pPr>
+      <w:r>
+        <w:rPr>
+          <w:rFonts w:ascii="Times New Roman" w:hAnsi="Times New Roman"/>
+          <w:color w:val="000000"/>
+          <w:sz w:val="26"/>
+          <w:szCs w:val="26"/>
+          <w:lang w:val="vi-VN"/>
+        </w:rPr>
+        <w:t xml:space="preserve">Mã khách hàng: </w:t>
+      </w:r>
+      <w:r>
+        <w:rPr>
+          <w:rFonts w:ascii="Times New Roman" w:hAnsi="Times New Roman"/>
+          <w:color w:val="000000"/>
+          <w:sz w:val="26"/>
+          <w:szCs w:val="26"/>
+          <w:lang w:val="vi-VN"/>
+        </w:rPr>
+        <w:t>{MA_KHANG}</w:t>
+      </w:r>
+      <w:r>
+        <w:rPr>
+          <w:rFonts w:ascii="Times New Roman" w:hAnsi="Times New Roman"/>
+          <w:color w:val="000000"/>
+          <w:sz w:val="26"/>
+          <w:szCs w:val="26"/>
+          <w:lang w:val="vi-VN"/>
+        </w:rPr>
+        <w:t xml:space="preserve">;   Mã ghi chỉ số: </w:t>
+      </w:r>
+      <w:r>
+        <w:rPr>
+          <w:rFonts w:ascii="Times New Roman" w:hAnsi="Times New Roman"/>
+          <w:color w:val="000000"/>
+          <w:sz w:val="26"/>
+          <w:szCs w:val="26"/>
+          <w:lang w:val="vi-VN"/>
+        </w:rPr>
+        <w:t>{MA_KVUC}-{STT}</w:t>
+      </w:r>
     </w:p>
     <w:p>
       <w:pPr>
         <w:tabs>
           <w:tab w:val="left" w:pos="720"/>
         </w:tabs>
-        <w:spacing w:before="120" w:after="120"/>
         <w:rPr>
           <w:rFonts w:ascii="Times New Roman" w:hAnsi="Times New Roman"/>
           <w:color w:val="000000"/>
-          <w:sz w:val="28"/>
-          <w:szCs w:val="28"/>
-          <w:lang w:val="vi-VN"/>
-        </w:rPr>
-      </w:pPr>
-      <w:r>
-        <w:rPr>
-          <w:rFonts w:ascii="Times New Roman" w:hAnsi="Times New Roman" w:cs="Times New Roman"/>
-          <w:color w:val="000000"/>
-          <w:sz w:val="28"/>
-          <w:szCs w:val="28"/>
-          <w:lang w:val="vi-VN"/>
-        </w:rPr>
-        <w:t xml:space="preserve">          </w:t>
-      </w:r>
-      <w:r>
-        <w:rPr>
-          <w:rFonts w:ascii="Times New Roman" w:hAnsi="Times New Roman" w:cs="Times New Roman"/>
-          <w:color w:val="000000"/>
-          <w:sz w:val="28"/>
-          <w:szCs w:val="28"/>
-          <w:lang w:val="vi-VN"/>
-        </w:rPr>
-        <w:t>Kính gửi khách hàng</w:t>
-      </w:r>
-      <w:r>
-        <w:rPr>
-          <w:rFonts w:ascii="Times New Roman" w:hAnsi="Times New Roman" w:cs="Times New Roman"/>
-          <w:color w:val="000000"/>
-          <w:sz w:val="28"/>
-          <w:szCs w:val="28"/>
-          <w:lang w:val="vi-VN"/>
-        </w:rPr>
-        <w:t>:</w:t>
-      </w:r>
-      <w:r>
-        <w:rPr>
-          <w:sz w:val="28"/>
-          <w:szCs w:val="28"/>
-          <w:lang w:val="vi-VN"/>
-        </w:rPr>
-        <w:t xml:space="preserve"> </w:t>
-      </w:r>
-      <w:r>
-        <w:rPr>
-          <w:rFonts w:ascii="Times New Roman" w:hAnsi="Times New Roman"/>
-          <w:color w:val="000000"/>
-          <w:sz w:val="28"/>
-          <w:szCs w:val="28"/>
-          <w:lang w:val="vi-VN"/>
-        </w:rPr>
-        <w:t>{TEN_KHANG}</w:t>
-      </w:r>
-      <w:r>
-        <w:rPr>
-          <w:rFonts w:ascii="Times New Roman" w:hAnsi="Times New Roman"/>
-          <w:color w:val="000000"/>
-          <w:sz w:val="28"/>
-          <w:szCs w:val="28"/>
-          <w:lang w:val="vi-VN"/>
-        </w:rPr>
-        <w:t>.</w:t>
-      </w:r>
-    </w:p>
-    <w:p>
-      <w:pPr>
-        <w:tabs>
-          <w:tab w:val="left" w:pos="720"/>
-        </w:tabs>
-        <w:spacing w:before="120" w:after="120"/>
-        <w:rPr>
-          <w:rFonts w:ascii="Times New Roman" w:hAnsi="Times New Roman"/>
-          <w:color w:val="000000"/>
-          <w:sz w:val="28"/>
-          <w:szCs w:val="28"/>
-          <w:lang w:val="vi-VN"/>
-        </w:rPr>
-      </w:pPr>
-      <w:r>
-        <w:rPr>
-          <w:rFonts w:ascii="Times New Roman" w:hAnsi="Times New Roman"/>
-          <w:color w:val="000000"/>
-          <w:sz w:val="28"/>
-          <w:szCs w:val="28"/>
-          <w:lang w:val="vi-VN"/>
-        </w:rPr>
-        <w:tab/>
-        <w:t xml:space="preserve">Địa chỉ </w:t>
-      </w:r>
-      <w:r>
-        <w:rPr>
-          <w:rFonts w:ascii="Times New Roman" w:hAnsi="Times New Roman"/>
-          <w:color w:val="000000"/>
-          <w:sz w:val="28"/>
-          <w:szCs w:val="28"/>
-          <w:lang w:val="vi-VN"/>
-        </w:rPr>
-        <w:t>sử dụng điện</w:t>
-      </w:r>
-      <w:r>
-        <w:rPr>
-          <w:rFonts w:ascii="Times New Roman" w:hAnsi="Times New Roman"/>
-          <w:color w:val="000000"/>
-          <w:sz w:val="28"/>
-          <w:szCs w:val="28"/>
-          <w:lang w:val="vi-VN"/>
-        </w:rPr>
-        <w:t>: {DCHI_DIEMDO}.</w:t>
-      </w:r>
-    </w:p>
-    <w:p>
-      <w:pPr>
-        <w:tabs>
-          <w:tab w:val="left" w:pos="720"/>
-        </w:tabs>
-        <w:spacing w:before="120" w:after="120"/>
-        <w:rPr>
-          <w:rFonts w:ascii="Times New Roman" w:hAnsi="Times New Roman"/>
-          <w:color w:val="000000"/>
-          <w:sz w:val="28"/>
-          <w:szCs w:val="28"/>
-          <w:lang w:val="vi-VN"/>
-        </w:rPr>
-      </w:pPr>
-      <w:r>
-        <w:rPr>
-          <w:rFonts w:ascii="Times New Roman" w:hAnsi="Times New Roman"/>
-          <w:color w:val="000000"/>
-          <w:sz w:val="28"/>
-          <w:szCs w:val="28"/>
-          <w:lang w:val="vi-VN"/>
-        </w:rPr>
-        <w:t xml:space="preserve">          Mã khách hàng: </w:t>
-      </w:r>
-      <w:r>
-        <w:rPr>
-          <w:rFonts w:ascii="Times New Roman" w:hAnsi="Times New Roman"/>
-          <w:color w:val="000000"/>
-          <w:sz w:val="28"/>
-          <w:szCs w:val="28"/>
-          <w:lang w:val="vi-VN"/>
-        </w:rPr>
-        <w:t>{MA_KHANG}</w:t>
-      </w:r>
-      <w:r>
-        <w:rPr>
-          <w:rFonts w:ascii="Times New Roman" w:hAnsi="Times New Roman"/>
-          <w:color w:val="000000"/>
-          <w:sz w:val="28"/>
-          <w:szCs w:val="28"/>
-          <w:lang w:val="vi-VN"/>
-        </w:rPr>
-        <w:t xml:space="preserve">;   Mã ghi chỉ số: </w:t>
-      </w:r>
-      <w:r>
-        <w:rPr>
-          <w:rFonts w:ascii="Times New Roman" w:hAnsi="Times New Roman"/>
-          <w:color w:val="000000"/>
-          <w:sz w:val="28"/>
-          <w:szCs w:val="28"/>
-          <w:lang w:val="vi-VN"/>
-        </w:rPr>
-        <w:t>{MA_KVUC}-{STT}</w:t>
-      </w:r>
-    </w:p>
-    <w:p>
-      <w:pPr>
-        <w:tabs>
-          <w:tab w:val="left" w:pos="720"/>
-        </w:tabs>
-        <w:rPr>
-          <w:rFonts w:ascii="Times New Roman" w:hAnsi="Times New Roman"/>
-          <w:color w:val="000000"/>
-          <w:sz w:val="28"/>
-          <w:szCs w:val="28"/>
+          <w:sz w:val="26"/>
+          <w:szCs w:val="26"/>
           <w:lang w:val="vi-VN"/>
         </w:rPr>
       </w:pPr>
@@ -799,17 +783,17 @@
         <w:rPr>
           <w:rFonts w:ascii="Times New Roman" w:hAnsi="Times New Roman" w:cs="Times New Roman"/>
           <w:color w:val="000000"/>
-          <w:sz w:val="28"/>
-          <w:szCs w:val="28"/>
-          <w:lang w:val="vi-VN"/>
-        </w:rPr>
-      </w:pPr>
-      <w:r>
-        <w:rPr>
-          <w:rFonts w:ascii="Times New Roman" w:hAnsi="Times New Roman" w:cs="Times New Roman"/>
-          <w:color w:val="000000"/>
-          <w:sz w:val="28"/>
-          <w:szCs w:val="28"/>
+          <w:sz w:val="26"/>
+          <w:szCs w:val="26"/>
+          <w:lang w:val="vi-VN"/>
+        </w:rPr>
+      </w:pPr>
+      <w:r>
+        <w:rPr>
+          <w:rFonts w:ascii="Times New Roman" w:hAnsi="Times New Roman" w:cs="Times New Roman"/>
+          <w:color w:val="000000"/>
+          <w:sz w:val="26"/>
+          <w:szCs w:val="26"/>
           <w:lang w:val="vi-VN"/>
         </w:rPr>
         <w:t xml:space="preserve">          </w:t>
@@ -818,8 +802,8 @@
         <w:rPr>
           <w:rFonts w:ascii="Times New Roman" w:hAnsi="Times New Roman" w:cs="Times New Roman"/>
           <w:color w:val="000000"/>
-          <w:sz w:val="28"/>
-          <w:szCs w:val="28"/>
+          <w:sz w:val="26"/>
+          <w:szCs w:val="26"/>
           <w:lang w:val="vi-VN"/>
         </w:rPr>
         <w:t xml:space="preserve">Căn cứ </w:t>
@@ -828,18 +812,48 @@
         <w:rPr>
           <w:rFonts w:ascii="Times New Roman" w:hAnsi="Times New Roman" w:cs="Times New Roman"/>
           <w:color w:val="000000"/>
-          <w:sz w:val="28"/>
-          <w:szCs w:val="28"/>
-          <w:lang w:val="vi-VN"/>
-        </w:rPr>
-        <w:t>hiệu lực</w:t>
-      </w:r>
-      <w:r>
-        <w:rPr>
-          <w:rFonts w:ascii="Times New Roman" w:hAnsi="Times New Roman" w:cs="Times New Roman"/>
-          <w:color w:val="000000"/>
-          <w:sz w:val="28"/>
-          <w:szCs w:val="28"/>
+          <w:sz w:val="26"/>
+          <w:szCs w:val="26"/>
+          <w:lang w:val="vi-VN"/>
+        </w:rPr>
+        <w:t xml:space="preserve">hiệu lực </w:t>
+      </w:r>
+      <w:r>
+        <w:rPr>
+          <w:rFonts w:ascii="Times New Roman" w:hAnsi="Times New Roman" w:cs="Times New Roman"/>
+          <w:color w:val="000000"/>
+          <w:sz w:val="26"/>
+          <w:szCs w:val="26"/>
+          <w:lang w:val="vi-VN"/>
+        </w:rPr>
+        <w:t>h</w:t>
+      </w:r>
+      <w:r>
+        <w:rPr>
+          <w:rFonts w:ascii="Times New Roman" w:hAnsi="Times New Roman" w:cs="Times New Roman"/>
+          <w:color w:val="000000"/>
+          <w:sz w:val="26"/>
+          <w:szCs w:val="26"/>
+          <w:lang w:val="vi-VN"/>
+        </w:rPr>
+        <w:t>ợp đồng mua bán điện</w:t>
+      </w:r>
+      <w:r>
+        <w:rPr>
+          <w:rFonts w:ascii="Times New Roman" w:hAnsi="Times New Roman" w:cs="Times New Roman"/>
+          <w:color w:val="000000"/>
+          <w:sz w:val="26"/>
+          <w:szCs w:val="26"/>
+          <w:lang w:val="vi-VN"/>
+        </w:rPr>
+        <w:t xml:space="preserve"> (HĐMBĐ)</w:t>
+      </w:r>
+      <w:r>
+        <w:rPr>
+          <w:rFonts w:ascii="Times New Roman" w:hAnsi="Times New Roman" w:cs="Times New Roman"/>
+          <w:color w:val="000000"/>
+          <w:sz w:val="26"/>
+          <w:szCs w:val="26"/>
           <w:lang w:val="vi-VN"/>
         </w:rPr>
         <w:t xml:space="preserve"> </w:t>
@@ -848,38 +862,38 @@
         <w:rPr>
           <w:rFonts w:ascii="Times New Roman" w:hAnsi="Times New Roman" w:cs="Times New Roman"/>
           <w:color w:val="000000"/>
-          <w:sz w:val="28"/>
-          <w:szCs w:val="28"/>
-          <w:lang w:val="vi-VN"/>
-        </w:rPr>
-        <w:t>h</w:t>
-      </w:r>
-      <w:r>
-        <w:rPr>
-          <w:rFonts w:ascii="Times New Roman" w:hAnsi="Times New Roman" w:cs="Times New Roman"/>
-          <w:color w:val="000000"/>
-          <w:sz w:val="28"/>
-          <w:szCs w:val="28"/>
-          <w:lang w:val="vi-VN"/>
-        </w:rPr>
-        <w:t>ợp đồng mua bán điện</w:t>
-      </w:r>
-      <w:r>
-        <w:rPr>
-          <w:rFonts w:ascii="Times New Roman" w:hAnsi="Times New Roman" w:cs="Times New Roman"/>
-          <w:color w:val="000000"/>
-          <w:sz w:val="28"/>
-          <w:szCs w:val="28"/>
-          <w:lang w:val="vi-VN"/>
-        </w:rPr>
-        <w:t xml:space="preserve"> (HĐMBĐ)</w:t>
-      </w:r>
-      <w:r>
-        <w:rPr>
-          <w:rFonts w:ascii="Times New Roman" w:hAnsi="Times New Roman" w:cs="Times New Roman"/>
-          <w:color w:val="000000"/>
-          <w:sz w:val="28"/>
-          <w:szCs w:val="28"/>
+          <w:sz w:val="26"/>
+          <w:szCs w:val="26"/>
+          <w:lang w:val="vi-VN"/>
+        </w:rPr>
+        <w:t xml:space="preserve">mà hai bên </w:t>
+      </w:r>
+      <w:r>
+        <w:rPr>
+          <w:rFonts w:ascii="Times New Roman" w:hAnsi="Times New Roman" w:cs="Times New Roman"/>
+          <w:color w:val="000000"/>
+          <w:sz w:val="26"/>
+          <w:szCs w:val="26"/>
+          <w:lang w:val="vi-VN"/>
+        </w:rPr>
+        <w:t>ký kết</w:t>
+      </w:r>
+      <w:r>
+        <w:rPr>
+          <w:rFonts w:ascii="Times New Roman" w:hAnsi="Times New Roman" w:cs="Times New Roman"/>
+          <w:color w:val="000000"/>
+          <w:sz w:val="26"/>
+          <w:szCs w:val="26"/>
+          <w:lang w:val="vi-VN"/>
+        </w:rPr>
+        <w:t>,</w:t>
+      </w:r>
+      <w:r>
+        <w:rPr>
+          <w:rFonts w:ascii="Times New Roman" w:hAnsi="Times New Roman" w:cs="Times New Roman"/>
+          <w:color w:val="000000"/>
+          <w:sz w:val="26"/>
+          <w:szCs w:val="26"/>
           <w:lang w:val="vi-VN"/>
         </w:rPr>
         <w:t xml:space="preserve"> </w:t>
@@ -888,28 +902,118 @@
         <w:rPr>
           <w:rFonts w:ascii="Times New Roman" w:hAnsi="Times New Roman" w:cs="Times New Roman"/>
           <w:color w:val="000000"/>
-          <w:sz w:val="28"/>
-          <w:szCs w:val="28"/>
-          <w:lang w:val="vi-VN"/>
-        </w:rPr>
-        <w:t xml:space="preserve">mà hai bên </w:t>
-      </w:r>
-      <w:r>
-        <w:rPr>
-          <w:rFonts w:ascii="Times New Roman" w:hAnsi="Times New Roman" w:cs="Times New Roman"/>
-          <w:color w:val="000000"/>
-          <w:sz w:val="28"/>
-          <w:szCs w:val="28"/>
-          <w:lang w:val="vi-VN"/>
-        </w:rPr>
-        <w:t>ký kết</w:t>
-      </w:r>
-      <w:r>
-        <w:rPr>
-          <w:rFonts w:ascii="Times New Roman" w:hAnsi="Times New Roman" w:cs="Times New Roman"/>
-          <w:color w:val="000000"/>
-          <w:sz w:val="28"/>
-          <w:szCs w:val="28"/>
+          <w:sz w:val="26"/>
+          <w:szCs w:val="26"/>
+          <w:lang w:val="vi-VN"/>
+        </w:rPr>
+        <w:t>Điện lực</w:t>
+      </w:r>
+      <w:r>
+        <w:rPr>
+          <w:rFonts w:ascii="Times New Roman" w:hAnsi="Times New Roman" w:cs="Times New Roman"/>
+          <w:color w:val="000000"/>
+          <w:sz w:val="26"/>
+          <w:szCs w:val="26"/>
+          <w:lang w:val="vi-VN"/>
+        </w:rPr>
+        <w:t xml:space="preserve"> Xuân Lộc</w:t>
+      </w:r>
+      <w:r>
+        <w:rPr>
+          <w:rFonts w:ascii="Times New Roman" w:hAnsi="Times New Roman" w:cs="Times New Roman"/>
+          <w:color w:val="000000"/>
+          <w:sz w:val="26"/>
+          <w:szCs w:val="26"/>
+          <w:lang w:val="vi-VN"/>
+        </w:rPr>
+        <w:t xml:space="preserve"> đã gửi thông báo cho </w:t>
+      </w:r>
+      <w:r>
+        <w:rPr>
+          <w:rFonts w:ascii="Times New Roman" w:hAnsi="Times New Roman" w:cs="Times New Roman"/>
+          <w:color w:val="000000"/>
+          <w:sz w:val="26"/>
+          <w:szCs w:val="26"/>
+          <w:lang w:val="vi-VN"/>
+        </w:rPr>
+        <w:t>khách hàng</w:t>
+      </w:r>
+      <w:r>
+        <w:rPr>
+          <w:rFonts w:ascii="Times New Roman" w:hAnsi="Times New Roman" w:cs="Times New Roman"/>
+          <w:color w:val="000000"/>
+          <w:sz w:val="26"/>
+          <w:szCs w:val="26"/>
+          <w:lang w:val="vi-VN"/>
+        </w:rPr>
+        <w:t xml:space="preserve"> để ký lại </w:t>
+      </w:r>
+      <w:r>
+        <w:rPr>
+          <w:rFonts w:ascii="Times New Roman" w:hAnsi="Times New Roman" w:cs="Times New Roman"/>
+          <w:color w:val="000000"/>
+          <w:sz w:val="26"/>
+          <w:szCs w:val="26"/>
+          <w:lang w:val="vi-VN"/>
+        </w:rPr>
+        <w:t>HĐMBĐ</w:t>
+      </w:r>
+      <w:r>
+        <w:rPr>
+          <w:rFonts w:ascii="Times New Roman" w:hAnsi="Times New Roman" w:cs="Times New Roman"/>
+          <w:color w:val="000000"/>
+          <w:sz w:val="26"/>
+          <w:szCs w:val="26"/>
+          <w:lang w:val="vi-VN"/>
+        </w:rPr>
+        <w:t xml:space="preserve"> mới.</w:t>
+      </w:r>
+      <w:r>
+        <w:rPr>
+          <w:rFonts w:ascii="Times New Roman" w:hAnsi="Times New Roman" w:cs="Times New Roman"/>
+          <w:color w:val="000000"/>
+          <w:sz w:val="26"/>
+          <w:szCs w:val="26"/>
+          <w:lang w:val="vi-VN"/>
+        </w:rPr>
+        <w:t xml:space="preserve"> </w:t>
+      </w:r>
+      <w:r>
+        <w:rPr>
+          <w:rFonts w:ascii="Times New Roman" w:hAnsi="Times New Roman" w:cs="Times New Roman"/>
+          <w:color w:val="000000"/>
+          <w:sz w:val="26"/>
+          <w:szCs w:val="26"/>
+          <w:lang w:val="vi-VN"/>
+        </w:rPr>
+        <w:t>Tuy nhiê</w:t>
+      </w:r>
+      <w:r>
+        <w:rPr>
+          <w:rFonts w:ascii="Times New Roman" w:hAnsi="Times New Roman" w:cs="Times New Roman"/>
+          <w:color w:val="000000"/>
+          <w:sz w:val="26"/>
+          <w:szCs w:val="26"/>
+          <w:lang w:val="vi-VN"/>
+        </w:rPr>
+        <w:t>n</w:t>
+      </w:r>
+      <w:r>
+        <w:rPr>
+          <w:rFonts w:ascii="Times New Roman" w:hAnsi="Times New Roman" w:cs="Times New Roman"/>
+          <w:color w:val="000000"/>
+          <w:sz w:val="26"/>
+          <w:szCs w:val="26"/>
+          <w:lang w:val="vi-VN"/>
+        </w:rPr>
+        <w:t xml:space="preserve"> đến nay</w:t>
+      </w:r>
+      <w:r>
+        <w:rPr>
+          <w:rFonts w:ascii="Times New Roman" w:hAnsi="Times New Roman" w:cs="Times New Roman"/>
+          <w:color w:val="000000"/>
+          <w:sz w:val="26"/>
+          <w:szCs w:val="26"/>
           <w:lang w:val="vi-VN"/>
         </w:rPr>
         <w:t>,</w:t>
@@ -918,8 +1022,8 @@
         <w:rPr>
           <w:rFonts w:ascii="Times New Roman" w:hAnsi="Times New Roman" w:cs="Times New Roman"/>
           <w:color w:val="000000"/>
-          <w:sz w:val="28"/>
-          <w:szCs w:val="28"/>
+          <w:sz w:val="26"/>
+          <w:szCs w:val="26"/>
           <w:lang w:val="vi-VN"/>
         </w:rPr>
         <w:t xml:space="preserve"> </w:t>
@@ -928,8 +1032,8 @@
         <w:rPr>
           <w:rFonts w:ascii="Times New Roman" w:hAnsi="Times New Roman" w:cs="Times New Roman"/>
           <w:color w:val="000000"/>
-          <w:sz w:val="28"/>
-          <w:szCs w:val="28"/>
+          <w:sz w:val="26"/>
+          <w:szCs w:val="26"/>
           <w:lang w:val="vi-VN"/>
         </w:rPr>
         <w:t>Điện lực</w:t>
@@ -938,8 +1042,8 @@
         <w:rPr>
           <w:rFonts w:ascii="Times New Roman" w:hAnsi="Times New Roman" w:cs="Times New Roman"/>
           <w:color w:val="000000"/>
-          <w:sz w:val="28"/>
-          <w:szCs w:val="28"/>
+          <w:sz w:val="26"/>
+          <w:szCs w:val="26"/>
           <w:lang w:val="vi-VN"/>
         </w:rPr>
         <w:t xml:space="preserve"> Xuân Lộc</w:t>
@@ -948,248 +1052,108 @@
         <w:rPr>
           <w:rFonts w:ascii="Times New Roman" w:hAnsi="Times New Roman" w:cs="Times New Roman"/>
           <w:color w:val="000000"/>
-          <w:sz w:val="28"/>
-          <w:szCs w:val="28"/>
-          <w:lang w:val="vi-VN"/>
-        </w:rPr>
-        <w:t xml:space="preserve"> đã gửi thông báo cho </w:t>
-      </w:r>
-      <w:r>
-        <w:rPr>
-          <w:rFonts w:ascii="Times New Roman" w:hAnsi="Times New Roman" w:cs="Times New Roman"/>
-          <w:color w:val="000000"/>
-          <w:sz w:val="28"/>
-          <w:szCs w:val="28"/>
-          <w:lang w:val="vi-VN"/>
-        </w:rPr>
-        <w:t>khách hàng</w:t>
-      </w:r>
-      <w:r>
-        <w:rPr>
-          <w:rFonts w:ascii="Times New Roman" w:hAnsi="Times New Roman" w:cs="Times New Roman"/>
-          <w:color w:val="000000"/>
-          <w:sz w:val="28"/>
-          <w:szCs w:val="28"/>
-          <w:lang w:val="vi-VN"/>
-        </w:rPr>
-        <w:t xml:space="preserve"> để ký lại </w:t>
-      </w:r>
-      <w:r>
-        <w:rPr>
-          <w:rFonts w:ascii="Times New Roman" w:hAnsi="Times New Roman" w:cs="Times New Roman"/>
-          <w:color w:val="000000"/>
-          <w:sz w:val="28"/>
-          <w:szCs w:val="28"/>
-          <w:lang w:val="vi-VN"/>
-        </w:rPr>
-        <w:t>HĐMBĐ</w:t>
-      </w:r>
-      <w:r>
-        <w:rPr>
-          <w:rFonts w:ascii="Times New Roman" w:hAnsi="Times New Roman" w:cs="Times New Roman"/>
-          <w:color w:val="000000"/>
-          <w:sz w:val="28"/>
-          <w:szCs w:val="28"/>
-          <w:lang w:val="vi-VN"/>
-        </w:rPr>
-        <w:t xml:space="preserve"> mới.</w:t>
-      </w:r>
-      <w:r>
-        <w:rPr>
-          <w:rFonts w:ascii="Times New Roman" w:hAnsi="Times New Roman" w:cs="Times New Roman"/>
-          <w:color w:val="000000"/>
-          <w:sz w:val="28"/>
-          <w:szCs w:val="28"/>
+          <w:sz w:val="26"/>
+          <w:szCs w:val="26"/>
+          <w:lang w:val="vi-VN"/>
+        </w:rPr>
+        <w:t xml:space="preserve"> vẫn chưa </w:t>
+      </w:r>
+      <w:r>
+        <w:rPr>
+          <w:rFonts w:ascii="Times New Roman" w:hAnsi="Times New Roman" w:cs="Times New Roman"/>
+          <w:color w:val="000000"/>
+          <w:sz w:val="26"/>
+          <w:szCs w:val="26"/>
+          <w:lang w:val="vi-VN"/>
+        </w:rPr>
+        <w:t xml:space="preserve">nhận được </w:t>
+      </w:r>
+      <w:r>
+        <w:rPr>
+          <w:rFonts w:ascii="Times New Roman" w:hAnsi="Times New Roman" w:cs="Times New Roman"/>
+          <w:color w:val="000000"/>
+          <w:sz w:val="26"/>
+          <w:szCs w:val="26"/>
+          <w:lang w:val="vi-VN"/>
+        </w:rPr>
+        <w:t>phản hồi của quý khách hàng.</w:t>
+      </w:r>
+      <w:r>
+        <w:rPr>
+          <w:rFonts w:ascii="Times New Roman" w:hAnsi="Times New Roman" w:cs="Times New Roman"/>
+          <w:color w:val="000000"/>
+          <w:sz w:val="26"/>
+          <w:szCs w:val="26"/>
+          <w:lang w:val="vi-VN"/>
+        </w:rPr>
+        <w:t xml:space="preserve"> Do đó, </w:t>
+      </w:r>
+      <w:r>
+        <w:rPr>
+          <w:rFonts w:ascii="Times New Roman" w:hAnsi="Times New Roman" w:cs="Times New Roman"/>
+          <w:color w:val="000000"/>
+          <w:sz w:val="26"/>
+          <w:szCs w:val="26"/>
+          <w:lang w:val="vi-VN"/>
+        </w:rPr>
+        <w:t xml:space="preserve">Điện lực Xuân Lộc </w:t>
+      </w:r>
+      <w:r>
+        <w:rPr>
+          <w:rFonts w:ascii="Times New Roman" w:hAnsi="Times New Roman" w:cs="Times New Roman"/>
+          <w:color w:val="000000"/>
+          <w:sz w:val="26"/>
+          <w:szCs w:val="26"/>
+          <w:lang w:val="vi-VN"/>
+        </w:rPr>
+        <w:t>buộc lòng phải n</w:t>
+      </w:r>
+      <w:r>
+        <w:rPr>
+          <w:rFonts w:ascii="Times New Roman" w:hAnsi="Times New Roman" w:cs="Times New Roman"/>
+          <w:color w:val="000000"/>
+          <w:sz w:val="26"/>
+          <w:szCs w:val="26"/>
+          <w:lang w:val="vi-VN"/>
+        </w:rPr>
+        <w:t>gừng cấp điện</w:t>
+      </w:r>
+      <w:r>
+        <w:rPr>
+          <w:rFonts w:ascii="Times New Roman" w:hAnsi="Times New Roman" w:cs="Times New Roman"/>
+          <w:color w:val="000000"/>
+          <w:sz w:val="26"/>
+          <w:szCs w:val="26"/>
+          <w:lang w:val="vi-VN"/>
+        </w:rPr>
+        <w:t xml:space="preserve"> của quý</w:t>
+      </w:r>
+      <w:r>
+        <w:rPr>
+          <w:rFonts w:ascii="Times New Roman" w:hAnsi="Times New Roman" w:cs="Times New Roman"/>
+          <w:color w:val="000000"/>
+          <w:sz w:val="26"/>
+          <w:szCs w:val="26"/>
+          <w:lang w:val="vi-VN"/>
+        </w:rPr>
+        <w:t xml:space="preserve"> khách hàng</w:t>
+      </w:r>
+      <w:r>
+        <w:rPr>
+          <w:rFonts w:ascii="Times New Roman" w:hAnsi="Times New Roman" w:cs="Times New Roman"/>
+          <w:color w:val="000000"/>
+          <w:sz w:val="26"/>
+          <w:szCs w:val="26"/>
           <w:lang w:val="vi-VN"/>
         </w:rPr>
         <w:t xml:space="preserve"> </w:t>
       </w:r>
       <w:r>
         <w:rPr>
-          <w:rFonts w:ascii="Times New Roman" w:hAnsi="Times New Roman" w:cs="Times New Roman"/>
-          <w:color w:val="000000"/>
-          <w:sz w:val="28"/>
-          <w:szCs w:val="28"/>
-          <w:lang w:val="vi-VN"/>
-        </w:rPr>
-        <w:t>Tuy nhiê</w:t>
-      </w:r>
-      <w:r>
-        <w:rPr>
-          <w:rFonts w:ascii="Times New Roman" w:hAnsi="Times New Roman" w:cs="Times New Roman"/>
-          <w:color w:val="000000"/>
-          <w:sz w:val="28"/>
-          <w:szCs w:val="28"/>
-          <w:lang w:val="vi-VN"/>
-        </w:rPr>
-        <w:t>n</w:t>
-      </w:r>
-      <w:r>
-        <w:rPr>
-          <w:rFonts w:ascii="Times New Roman" w:hAnsi="Times New Roman" w:cs="Times New Roman"/>
-          <w:color w:val="000000"/>
-          <w:sz w:val="28"/>
-          <w:szCs w:val="28"/>
-          <w:lang w:val="vi-VN"/>
-        </w:rPr>
-        <w:t xml:space="preserve"> đến nay</w:t>
-      </w:r>
-      <w:r>
-        <w:rPr>
-          <w:rFonts w:ascii="Times New Roman" w:hAnsi="Times New Roman" w:cs="Times New Roman"/>
-          <w:color w:val="000000"/>
-          <w:sz w:val="28"/>
-          <w:szCs w:val="28"/>
-          <w:lang w:val="vi-VN"/>
-        </w:rPr>
-        <w:t>,</w:t>
-      </w:r>
-      <w:r>
-        <w:rPr>
-          <w:rFonts w:ascii="Times New Roman" w:hAnsi="Times New Roman" w:cs="Times New Roman"/>
-          <w:color w:val="000000"/>
-          <w:sz w:val="28"/>
-          <w:szCs w:val="28"/>
-          <w:lang w:val="vi-VN"/>
-        </w:rPr>
-        <w:t xml:space="preserve"> </w:t>
-      </w:r>
-      <w:r>
-        <w:rPr>
-          <w:rFonts w:ascii="Times New Roman" w:hAnsi="Times New Roman" w:cs="Times New Roman"/>
-          <w:color w:val="000000"/>
-          <w:sz w:val="28"/>
-          <w:szCs w:val="28"/>
-          <w:lang w:val="vi-VN"/>
-        </w:rPr>
-        <w:t>Điện lực</w:t>
-      </w:r>
-      <w:r>
-        <w:rPr>
-          <w:rFonts w:ascii="Times New Roman" w:hAnsi="Times New Roman" w:cs="Times New Roman"/>
-          <w:color w:val="000000"/>
-          <w:sz w:val="28"/>
-          <w:szCs w:val="28"/>
-          <w:lang w:val="vi-VN"/>
-        </w:rPr>
-        <w:t xml:space="preserve"> Xuân Lộc</w:t>
-      </w:r>
-      <w:r>
-        <w:rPr>
-          <w:rFonts w:ascii="Times New Roman" w:hAnsi="Times New Roman" w:cs="Times New Roman"/>
-          <w:color w:val="000000"/>
-          <w:sz w:val="28"/>
-          <w:szCs w:val="28"/>
-          <w:lang w:val="vi-VN"/>
-        </w:rPr>
-        <w:t xml:space="preserve"> vẫn chưa </w:t>
-      </w:r>
-      <w:r>
-        <w:rPr>
-          <w:rFonts w:ascii="Times New Roman" w:hAnsi="Times New Roman" w:cs="Times New Roman"/>
-          <w:color w:val="000000"/>
-          <w:sz w:val="28"/>
-          <w:szCs w:val="28"/>
-          <w:lang w:val="vi-VN"/>
-        </w:rPr>
-        <w:t xml:space="preserve">nhận được </w:t>
-      </w:r>
-      <w:r>
-        <w:rPr>
-          <w:rFonts w:ascii="Times New Roman" w:hAnsi="Times New Roman" w:cs="Times New Roman"/>
-          <w:color w:val="000000"/>
-          <w:sz w:val="28"/>
-          <w:szCs w:val="28"/>
-          <w:lang w:val="vi-VN"/>
-        </w:rPr>
-        <w:t>phản hồi của quý khách hàng.</w:t>
-      </w:r>
-      <w:r>
-        <w:rPr>
-          <w:rFonts w:ascii="Times New Roman" w:hAnsi="Times New Roman" w:cs="Times New Roman"/>
-          <w:color w:val="000000"/>
-          <w:sz w:val="28"/>
-          <w:szCs w:val="28"/>
-          <w:lang w:val="vi-VN"/>
-        </w:rPr>
-        <w:t xml:space="preserve"> Do đó,</w:t>
-      </w:r>
-      <w:r>
-        <w:rPr>
-          <w:rFonts w:ascii="Times New Roman" w:hAnsi="Times New Roman" w:cs="Times New Roman"/>
-          <w:color w:val="000000"/>
-          <w:sz w:val="28"/>
-          <w:szCs w:val="28"/>
-          <w:lang w:val="vi-VN"/>
-        </w:rPr>
-        <w:t xml:space="preserve"> </w:t>
-      </w:r>
-      <w:r>
-        <w:rPr>
-          <w:rFonts w:ascii="Times New Roman" w:hAnsi="Times New Roman" w:cs="Times New Roman"/>
-          <w:color w:val="000000"/>
-          <w:sz w:val="28"/>
-          <w:szCs w:val="28"/>
-          <w:lang w:val="vi-VN"/>
-        </w:rPr>
-        <w:t xml:space="preserve">Điện lực Xuân Lộc </w:t>
-      </w:r>
-      <w:r>
-        <w:rPr>
-          <w:rFonts w:ascii="Times New Roman" w:hAnsi="Times New Roman" w:cs="Times New Roman"/>
-          <w:color w:val="000000"/>
-          <w:sz w:val="28"/>
-          <w:szCs w:val="28"/>
-          <w:lang w:val="vi-VN"/>
-        </w:rPr>
-        <w:t>buộc lòng phải n</w:t>
-      </w:r>
-      <w:r>
-        <w:rPr>
-          <w:rFonts w:ascii="Times New Roman" w:hAnsi="Times New Roman" w:cs="Times New Roman"/>
-          <w:color w:val="000000"/>
-          <w:sz w:val="28"/>
-          <w:szCs w:val="28"/>
-          <w:lang w:val="vi-VN"/>
-        </w:rPr>
-        <w:t>gừng cấp điện</w:t>
-      </w:r>
-      <w:r>
-        <w:rPr>
-          <w:rFonts w:ascii="Times New Roman" w:hAnsi="Times New Roman" w:cs="Times New Roman"/>
-          <w:color w:val="000000"/>
-          <w:sz w:val="28"/>
-          <w:szCs w:val="28"/>
-          <w:lang w:val="vi-VN"/>
-        </w:rPr>
-        <w:t xml:space="preserve"> của quý</w:t>
-      </w:r>
-      <w:r>
-        <w:rPr>
-          <w:rFonts w:ascii="Times New Roman" w:hAnsi="Times New Roman" w:cs="Times New Roman"/>
-          <w:color w:val="000000"/>
-          <w:sz w:val="28"/>
-          <w:szCs w:val="28"/>
-          <w:lang w:val="vi-VN"/>
-        </w:rPr>
-        <w:t xml:space="preserve"> khách hàng</w:t>
-      </w:r>
-      <w:r>
-        <w:rPr>
-          <w:rFonts w:ascii="Times New Roman" w:hAnsi="Times New Roman" w:cs="Times New Roman"/>
-          <w:color w:val="000000"/>
-          <w:sz w:val="28"/>
-          <w:szCs w:val="28"/>
-          <w:lang w:val="vi-VN"/>
-        </w:rPr>
-        <w:t xml:space="preserve"> </w:t>
-      </w:r>
-      <w:r>
-        <w:rPr>
           <w:rFonts w:ascii="Times New Roman" w:hAnsi="Times New Roman"/>
           <w:color w:val="000000"/>
-          <w:sz w:val="28"/>
-          <w:szCs w:val="28"/>
+          <w:sz w:val="26"/>
+          <w:szCs w:val="26"/>
           <w:lang w:val="vi-VN"/>
         </w:rPr>
         <w:t>với nội dung cụ thể như sau</w:t>
@@ -1198,8 +1162,8 @@
         <w:rPr>
           <w:rFonts w:ascii="Times New Roman" w:hAnsi="Times New Roman" w:cs="Times New Roman"/>
           <w:color w:val="000000"/>
-          <w:sz w:val="28"/>
-          <w:szCs w:val="28"/>
+          <w:sz w:val="26"/>
+          <w:szCs w:val="26"/>
           <w:lang w:val="vi-VN"/>
         </w:rPr>
         <w:t>:</w:t>
@@ -1207,26 +1171,23 @@
     </w:p>
     <w:p>
       <w:pPr>
-        <w:tabs>
-          <w:tab w:val="left" w:pos="720"/>
-        </w:tabs>
         <w:spacing w:before="120"/>
-        <w:ind w:firstLine="990"/>
+        <w:ind w:firstLine="709"/>
         <w:jc w:val="both"/>
         <w:rPr>
           <w:rFonts w:ascii="Times New Roman" w:hAnsi="Times New Roman" w:cs="Times New Roman"/>
           <w:color w:val="000000"/>
-          <w:sz w:val="28"/>
-          <w:szCs w:val="28"/>
-          <w:lang w:val="vi-VN"/>
-        </w:rPr>
-      </w:pPr>
-      <w:r>
-        <w:rPr>
-          <w:rFonts w:ascii="Times New Roman" w:hAnsi="Times New Roman" w:cs="Times New Roman"/>
-          <w:color w:val="000000"/>
-          <w:sz w:val="28"/>
-          <w:szCs w:val="28"/>
+          <w:sz w:val="26"/>
+          <w:szCs w:val="26"/>
+          <w:lang w:val="vi-VN"/>
+        </w:rPr>
+      </w:pPr>
+      <w:r>
+        <w:rPr>
+          <w:rFonts w:ascii="Times New Roman" w:hAnsi="Times New Roman" w:cs="Times New Roman"/>
+          <w:color w:val="000000"/>
+          <w:sz w:val="26"/>
+          <w:szCs w:val="26"/>
           <w:lang w:val="vi-VN"/>
         </w:rPr>
         <w:t xml:space="preserve"> - Thời gian</w:t>
@@ -1235,8 +1196,8 @@
         <w:rPr>
           <w:rFonts w:ascii="Times New Roman" w:hAnsi="Times New Roman" w:cs="Times New Roman"/>
           <w:color w:val="000000"/>
-          <w:sz w:val="28"/>
-          <w:szCs w:val="28"/>
+          <w:sz w:val="26"/>
+          <w:szCs w:val="26"/>
           <w:lang w:val="vi-VN"/>
         </w:rPr>
         <w:t xml:space="preserve"> bắt đầu ngừng cung cấp điện:</w:t>
@@ -1245,8 +1206,8 @@
         <w:rPr>
           <w:rFonts w:ascii="Times New Roman" w:hAnsi="Times New Roman" w:cs="Times New Roman"/>
           <w:color w:val="000000"/>
-          <w:sz w:val="28"/>
-          <w:szCs w:val="28"/>
+          <w:sz w:val="26"/>
+          <w:szCs w:val="26"/>
           <w:lang w:val="vi-VN"/>
         </w:rPr>
         <w:t xml:space="preserve"> </w:t>
@@ -1255,8 +1216,8 @@
         <w:rPr>
           <w:rFonts w:ascii="Times New Roman" w:hAnsi="Times New Roman" w:cs="Times New Roman"/>
           <w:color w:val="000000"/>
-          <w:sz w:val="28"/>
-          <w:szCs w:val="28"/>
+          <w:sz w:val="26"/>
+          <w:szCs w:val="26"/>
           <w:lang w:val="vi-VN"/>
         </w:rPr>
         <w:t>10</w:t>
@@ -1265,8 +1226,8 @@
         <w:rPr>
           <w:rFonts w:ascii="Times New Roman" w:hAnsi="Times New Roman" w:cs="Times New Roman"/>
           <w:color w:val="000000"/>
-          <w:sz w:val="28"/>
-          <w:szCs w:val="28"/>
+          <w:sz w:val="26"/>
+          <w:szCs w:val="26"/>
           <w:lang w:val="vi-VN"/>
         </w:rPr>
         <w:t xml:space="preserve"> giờ </w:t>
@@ -1275,8 +1236,8 @@
         <w:rPr>
           <w:rFonts w:ascii="Times New Roman" w:hAnsi="Times New Roman" w:cs="Times New Roman"/>
           <w:color w:val="000000"/>
-          <w:sz w:val="28"/>
-          <w:szCs w:val="28"/>
+          <w:sz w:val="26"/>
+          <w:szCs w:val="26"/>
           <w:lang w:val="vi-VN"/>
         </w:rPr>
         <w:t>3</w:t>
@@ -1285,8 +1246,8 @@
         <w:rPr>
           <w:rFonts w:ascii="Times New Roman" w:hAnsi="Times New Roman" w:cs="Times New Roman"/>
           <w:color w:val="000000"/>
-          <w:sz w:val="28"/>
-          <w:szCs w:val="28"/>
+          <w:sz w:val="26"/>
+          <w:szCs w:val="26"/>
           <w:lang w:val="vi-VN"/>
         </w:rPr>
         <w:t>0</w:t>
@@ -1295,8 +1256,8 @@
         <w:rPr>
           <w:rFonts w:ascii="Times New Roman" w:hAnsi="Times New Roman" w:cs="Times New Roman"/>
           <w:color w:val="000000"/>
-          <w:sz w:val="28"/>
-          <w:szCs w:val="28"/>
+          <w:sz w:val="26"/>
+          <w:szCs w:val="26"/>
           <w:lang w:val="vi-VN"/>
         </w:rPr>
         <w:t xml:space="preserve"> {</w:t>
@@ -1305,8 +1266,8 @@
         <w:rPr>
           <w:rFonts w:ascii="Times New Roman" w:hAnsi="Times New Roman" w:cs="Times New Roman"/>
           <w:color w:val="000000"/>
-          <w:sz w:val="28"/>
-          <w:szCs w:val="28"/>
+          <w:sz w:val="26"/>
+          <w:szCs w:val="26"/>
           <w:lang w:val="vi-VN"/>
         </w:rPr>
         <w:t>Ngay</w:t>
@@ -1315,8 +1276,8 @@
         <w:rPr>
           <w:rFonts w:ascii="Times New Roman" w:hAnsi="Times New Roman" w:cs="Times New Roman"/>
           <w:color w:val="000000"/>
-          <w:sz w:val="28"/>
-          <w:szCs w:val="28"/>
+          <w:sz w:val="26"/>
+          <w:szCs w:val="26"/>
           <w:lang w:val="vi-VN"/>
         </w:rPr>
         <w:t>1 | dmy}</w:t>
@@ -1325,8 +1286,8 @@
         <w:rPr>
           <w:rFonts w:ascii="Times New Roman" w:hAnsi="Times New Roman" w:cs="Times New Roman"/>
           <w:color w:val="000000"/>
-          <w:sz w:val="28"/>
-          <w:szCs w:val="28"/>
+          <w:sz w:val="26"/>
+          <w:szCs w:val="26"/>
           <w:lang w:val="vi-VN"/>
         </w:rPr>
         <w:t>.</w:t>
@@ -1334,26 +1295,23 @@
     </w:p>
     <w:p>
       <w:pPr>
-        <w:tabs>
-          <w:tab w:val="left" w:pos="720"/>
-        </w:tabs>
         <w:spacing w:before="120"/>
-        <w:ind w:firstLine="990"/>
+        <w:ind w:firstLine="709"/>
         <w:jc w:val="both"/>
         <w:rPr>
           <w:rFonts w:ascii="Times New Roman" w:hAnsi="Times New Roman" w:cs="Times New Roman"/>
           <w:color w:val="000000"/>
-          <w:sz w:val="28"/>
-          <w:szCs w:val="28"/>
-          <w:lang w:val="vi-VN"/>
-        </w:rPr>
-      </w:pPr>
-      <w:r>
-        <w:rPr>
-          <w:rFonts w:ascii="Times New Roman" w:hAnsi="Times New Roman" w:cs="Times New Roman"/>
-          <w:color w:val="000000"/>
-          <w:sz w:val="28"/>
-          <w:szCs w:val="28"/>
+          <w:sz w:val="26"/>
+          <w:szCs w:val="26"/>
+          <w:lang w:val="vi-VN"/>
+        </w:rPr>
+      </w:pPr>
+      <w:r>
+        <w:rPr>
+          <w:rFonts w:ascii="Times New Roman" w:hAnsi="Times New Roman" w:cs="Times New Roman"/>
+          <w:color w:val="000000"/>
+          <w:sz w:val="26"/>
+          <w:szCs w:val="26"/>
           <w:lang w:val="vi-VN"/>
         </w:rPr>
         <w:t xml:space="preserve"> - Địa điểm </w:t>
@@ -1362,8 +1320,8 @@
         <w:rPr>
           <w:rFonts w:ascii="Times New Roman" w:hAnsi="Times New Roman" w:cs="Times New Roman"/>
           <w:color w:val="000000"/>
-          <w:sz w:val="28"/>
-          <w:szCs w:val="28"/>
+          <w:sz w:val="26"/>
+          <w:szCs w:val="26"/>
           <w:lang w:val="vi-VN"/>
         </w:rPr>
         <w:t>ngừng cung cấp điện</w:t>
@@ -1372,8 +1330,8 @@
         <w:rPr>
           <w:rFonts w:ascii="Times New Roman" w:hAnsi="Times New Roman" w:cs="Times New Roman"/>
           <w:color w:val="000000"/>
-          <w:sz w:val="28"/>
-          <w:szCs w:val="28"/>
+          <w:sz w:val="26"/>
+          <w:szCs w:val="26"/>
           <w:lang w:val="vi-VN"/>
         </w:rPr>
         <w:t>:</w:t>
@@ -1382,8 +1340,8 @@
         <w:rPr>
           <w:rFonts w:ascii="Times New Roman" w:hAnsi="Times New Roman" w:cs="Times New Roman"/>
           <w:color w:val="000000"/>
-          <w:sz w:val="28"/>
-          <w:szCs w:val="28"/>
+          <w:sz w:val="26"/>
+          <w:szCs w:val="26"/>
           <w:lang w:val="vi-VN"/>
         </w:rPr>
         <w:t xml:space="preserve"> </w:t>
@@ -1392,8 +1350,8 @@
         <w:rPr>
           <w:rFonts w:ascii="Times New Roman" w:hAnsi="Times New Roman" w:cs="Times New Roman"/>
           <w:color w:val="000000"/>
-          <w:sz w:val="28"/>
-          <w:szCs w:val="28"/>
+          <w:sz w:val="26"/>
+          <w:szCs w:val="26"/>
           <w:lang w:val="vi-VN"/>
         </w:rPr>
         <w:t>Vị trí sử dụng điện của Quý khách hàng tại địa chỉ {DCHI_DIEMDO}</w:t>
@@ -1402,8 +1360,8 @@
         <w:rPr>
           <w:rFonts w:ascii="Times New Roman" w:hAnsi="Times New Roman" w:cs="Times New Roman"/>
           <w:color w:val="000000"/>
-          <w:sz w:val="28"/>
-          <w:szCs w:val="28"/>
+          <w:sz w:val="26"/>
+          <w:szCs w:val="26"/>
           <w:lang w:val="vi-VN"/>
         </w:rPr>
         <w:t>.</w:t>
@@ -1411,26 +1369,23 @@
     </w:p>
     <w:p>
       <w:pPr>
-        <w:tabs>
-          <w:tab w:val="left" w:pos="720"/>
-        </w:tabs>
         <w:spacing w:before="120"/>
-        <w:ind w:firstLine="990"/>
+        <w:ind w:firstLine="709"/>
         <w:jc w:val="both"/>
         <w:rPr>
           <w:rFonts w:ascii="Times New Roman" w:hAnsi="Times New Roman" w:cs="Times New Roman"/>
           <w:color w:val="000000"/>
-          <w:sz w:val="28"/>
-          <w:szCs w:val="28"/>
-          <w:lang w:val="vi-VN"/>
-        </w:rPr>
-      </w:pPr>
-      <w:r>
-        <w:rPr>
-          <w:rFonts w:ascii="Times New Roman" w:hAnsi="Times New Roman" w:cs="Times New Roman"/>
-          <w:color w:val="000000"/>
-          <w:sz w:val="28"/>
-          <w:szCs w:val="28"/>
+          <w:sz w:val="26"/>
+          <w:szCs w:val="26"/>
+          <w:lang w:val="vi-VN"/>
+        </w:rPr>
+      </w:pPr>
+      <w:r>
+        <w:rPr>
+          <w:rFonts w:ascii="Times New Roman" w:hAnsi="Times New Roman" w:cs="Times New Roman"/>
+          <w:color w:val="000000"/>
+          <w:sz w:val="26"/>
+          <w:szCs w:val="26"/>
           <w:lang w:val="vi-VN"/>
         </w:rPr>
         <w:t xml:space="preserve"> - Lý do</w:t>
@@ -1439,8 +1394,8 @@
         <w:rPr>
           <w:rFonts w:ascii="Times New Roman" w:hAnsi="Times New Roman" w:cs="Times New Roman"/>
           <w:color w:val="000000"/>
-          <w:sz w:val="28"/>
-          <w:szCs w:val="28"/>
+          <w:sz w:val="26"/>
+          <w:szCs w:val="26"/>
           <w:lang w:val="vi-VN"/>
         </w:rPr>
         <w:t xml:space="preserve"> ngừng cung cấp điện</w:t>
@@ -1449,8 +1404,8 @@
         <w:rPr>
           <w:rFonts w:ascii="Times New Roman" w:hAnsi="Times New Roman" w:cs="Times New Roman"/>
           <w:color w:val="000000"/>
-          <w:sz w:val="28"/>
-          <w:szCs w:val="28"/>
+          <w:sz w:val="26"/>
+          <w:szCs w:val="26"/>
           <w:lang w:val="vi-VN"/>
         </w:rPr>
         <w:t>:</w:t>
@@ -1459,8 +1414,8 @@
         <w:rPr>
           <w:rFonts w:ascii="Times New Roman" w:hAnsi="Times New Roman" w:cs="Times New Roman"/>
           <w:color w:val="000000"/>
-          <w:sz w:val="28"/>
-          <w:szCs w:val="28"/>
+          <w:sz w:val="26"/>
+          <w:szCs w:val="26"/>
           <w:lang w:val="vi-VN"/>
         </w:rPr>
         <w:t xml:space="preserve"> </w:t>
@@ -1469,8 +1424,8 @@
         <w:rPr>
           <w:rFonts w:ascii="Times New Roman" w:hAnsi="Times New Roman" w:cs="Times New Roman"/>
           <w:color w:val="000000"/>
-          <w:sz w:val="28"/>
-          <w:szCs w:val="28"/>
+          <w:sz w:val="26"/>
+          <w:szCs w:val="26"/>
           <w:lang w:val="vi-VN"/>
         </w:rPr>
         <w:t xml:space="preserve">HĐMBĐ </w:t>
@@ -1479,8 +1434,8 @@
         <w:rPr>
           <w:rFonts w:ascii="Times New Roman" w:hAnsi="Times New Roman" w:cs="Times New Roman"/>
           <w:color w:val="000000"/>
-          <w:sz w:val="28"/>
-          <w:szCs w:val="28"/>
+          <w:sz w:val="26"/>
+          <w:szCs w:val="26"/>
           <w:lang w:val="vi-VN"/>
         </w:rPr>
         <w:t>đã hết hiệu lực</w:t>
@@ -1489,8 +1444,8 @@
         <w:rPr>
           <w:rFonts w:ascii="Times New Roman" w:hAnsi="Times New Roman" w:cs="Times New Roman"/>
           <w:color w:val="000000"/>
-          <w:sz w:val="28"/>
-          <w:szCs w:val="28"/>
+          <w:sz w:val="26"/>
+          <w:szCs w:val="26"/>
           <w:lang w:val="vi-VN"/>
         </w:rPr>
         <w:t>,</w:t>
@@ -1499,8 +1454,8 @@
         <w:rPr>
           <w:rFonts w:ascii="Times New Roman" w:hAnsi="Times New Roman" w:cs="Times New Roman"/>
           <w:color w:val="000000"/>
-          <w:sz w:val="28"/>
-          <w:szCs w:val="28"/>
+          <w:sz w:val="26"/>
+          <w:szCs w:val="26"/>
           <w:lang w:val="vi-VN"/>
         </w:rPr>
         <w:t xml:space="preserve"> </w:t>
@@ -1509,8 +1464,8 @@
         <w:rPr>
           <w:rFonts w:ascii="Times New Roman" w:hAnsi="Times New Roman" w:cs="Times New Roman"/>
           <w:color w:val="000000"/>
-          <w:sz w:val="28"/>
-          <w:szCs w:val="28"/>
+          <w:sz w:val="26"/>
+          <w:szCs w:val="26"/>
           <w:lang w:val="vi-VN"/>
         </w:rPr>
         <w:t xml:space="preserve">khách hàng {TEN_KHANG} </w:t>
@@ -1519,8 +1474,8 @@
         <w:rPr>
           <w:rFonts w:ascii="Times New Roman" w:hAnsi="Times New Roman" w:cs="Times New Roman"/>
           <w:color w:val="000000"/>
-          <w:sz w:val="28"/>
-          <w:szCs w:val="28"/>
+          <w:sz w:val="26"/>
+          <w:szCs w:val="26"/>
           <w:lang w:val="vi-VN"/>
         </w:rPr>
         <w:t xml:space="preserve">không thực hiện ký kết lại </w:t>
@@ -1529,8 +1484,8 @@
         <w:rPr>
           <w:rFonts w:ascii="Times New Roman" w:hAnsi="Times New Roman" w:cs="Times New Roman"/>
           <w:color w:val="000000"/>
-          <w:sz w:val="28"/>
-          <w:szCs w:val="28"/>
+          <w:sz w:val="26"/>
+          <w:szCs w:val="26"/>
           <w:lang w:val="vi-VN"/>
         </w:rPr>
         <w:t xml:space="preserve">HĐMBĐ </w:t>
@@ -1539,8 +1494,8 @@
         <w:rPr>
           <w:rFonts w:ascii="Times New Roman" w:hAnsi="Times New Roman" w:cs="Times New Roman"/>
           <w:color w:val="000000"/>
-          <w:sz w:val="28"/>
-          <w:szCs w:val="28"/>
+          <w:sz w:val="26"/>
+          <w:szCs w:val="26"/>
           <w:lang w:val="vi-VN"/>
         </w:rPr>
         <w:t>mới</w:t>
@@ -1549,8 +1504,8 @@
         <w:rPr>
           <w:rFonts w:ascii="Times New Roman" w:hAnsi="Times New Roman" w:cs="Times New Roman"/>
           <w:color w:val="000000"/>
-          <w:sz w:val="28"/>
-          <w:szCs w:val="28"/>
+          <w:sz w:val="26"/>
+          <w:szCs w:val="26"/>
           <w:lang w:val="vi-VN"/>
         </w:rPr>
         <w:t>.</w:t>
@@ -1558,26 +1513,23 @@
     </w:p>
     <w:p>
       <w:pPr>
-        <w:tabs>
-          <w:tab w:val="left" w:pos="720"/>
-        </w:tabs>
         <w:spacing w:before="120"/>
-        <w:ind w:firstLine="990"/>
+        <w:ind w:firstLine="709"/>
         <w:jc w:val="both"/>
         <w:rPr>
           <w:rFonts w:ascii="Times New Roman" w:hAnsi="Times New Roman" w:cs="Times New Roman"/>
           <w:color w:val="000000"/>
-          <w:sz w:val="28"/>
-          <w:szCs w:val="28"/>
-          <w:lang w:val="vi-VN"/>
-        </w:rPr>
-      </w:pPr>
-      <w:r>
-        <w:rPr>
-          <w:rFonts w:ascii="Times New Roman" w:hAnsi="Times New Roman" w:cs="Times New Roman"/>
-          <w:color w:val="000000"/>
-          <w:sz w:val="28"/>
-          <w:szCs w:val="28"/>
+          <w:sz w:val="26"/>
+          <w:szCs w:val="26"/>
+          <w:lang w:val="vi-VN"/>
+        </w:rPr>
+      </w:pPr>
+      <w:r>
+        <w:rPr>
+          <w:rFonts w:ascii="Times New Roman" w:hAnsi="Times New Roman" w:cs="Times New Roman"/>
+          <w:color w:val="000000"/>
+          <w:sz w:val="26"/>
+          <w:szCs w:val="26"/>
           <w:lang w:val="vi-VN"/>
         </w:rPr>
         <w:t xml:space="preserve">- Thời gian dự kiến tái lập điện: </w:t>
@@ -1586,8 +1538,8 @@
         <w:rPr>
           <w:rFonts w:ascii="Times New Roman" w:hAnsi="Times New Roman" w:cs="Times New Roman"/>
           <w:color w:val="000000"/>
-          <w:sz w:val="28"/>
-          <w:szCs w:val="28"/>
+          <w:sz w:val="26"/>
+          <w:szCs w:val="26"/>
           <w:lang w:val="vi-VN"/>
         </w:rPr>
         <w:t xml:space="preserve">Sau </w:t>
@@ -1596,8 +1548,8 @@
         <w:rPr>
           <w:rFonts w:ascii="Times New Roman" w:hAnsi="Times New Roman" w:cs="Times New Roman"/>
           <w:color w:val="000000"/>
-          <w:sz w:val="28"/>
-          <w:szCs w:val="28"/>
+          <w:sz w:val="26"/>
+          <w:szCs w:val="26"/>
           <w:lang w:val="vi-VN"/>
         </w:rPr>
         <w:t xml:space="preserve">khi </w:t>
@@ -1606,8 +1558,8 @@
         <w:rPr>
           <w:rFonts w:ascii="Times New Roman" w:hAnsi="Times New Roman" w:cs="Times New Roman"/>
           <w:color w:val="000000"/>
-          <w:sz w:val="28"/>
-          <w:szCs w:val="28"/>
+          <w:sz w:val="26"/>
+          <w:szCs w:val="26"/>
           <w:lang w:val="vi-VN"/>
         </w:rPr>
         <w:t>hai bên</w:t>
@@ -1616,8 +1568,8 @@
         <w:rPr>
           <w:rFonts w:ascii="Times New Roman" w:hAnsi="Times New Roman" w:cs="Times New Roman"/>
           <w:color w:val="000000"/>
-          <w:sz w:val="28"/>
-          <w:szCs w:val="28"/>
+          <w:sz w:val="26"/>
+          <w:szCs w:val="26"/>
           <w:lang w:val="vi-VN"/>
         </w:rPr>
         <w:t xml:space="preserve"> thực hiện ký kết </w:t>
@@ -1626,8 +1578,8 @@
         <w:rPr>
           <w:rFonts w:ascii="Times New Roman" w:hAnsi="Times New Roman" w:cs="Times New Roman"/>
           <w:color w:val="000000"/>
-          <w:sz w:val="28"/>
-          <w:szCs w:val="28"/>
+          <w:sz w:val="26"/>
+          <w:szCs w:val="26"/>
           <w:lang w:val="vi-VN"/>
         </w:rPr>
         <w:t xml:space="preserve">HĐMBĐ </w:t>
@@ -1636,8 +1588,8 @@
         <w:rPr>
           <w:rFonts w:ascii="Times New Roman" w:hAnsi="Times New Roman" w:cs="Times New Roman"/>
           <w:color w:val="000000"/>
-          <w:sz w:val="28"/>
-          <w:szCs w:val="28"/>
+          <w:sz w:val="26"/>
+          <w:szCs w:val="26"/>
           <w:lang w:val="vi-VN"/>
         </w:rPr>
         <w:t>hoàn tất</w:t>
@@ -1646,8 +1598,8 @@
         <w:rPr>
           <w:rFonts w:ascii="Times New Roman" w:hAnsi="Times New Roman" w:cs="Times New Roman"/>
           <w:color w:val="000000"/>
-          <w:sz w:val="28"/>
-          <w:szCs w:val="28"/>
+          <w:sz w:val="26"/>
+          <w:szCs w:val="26"/>
           <w:lang w:val="vi-VN"/>
         </w:rPr>
         <w:t xml:space="preserve"> và Quý khách hàng </w:t>
@@ -1656,8 +1608,8 @@
         <w:rPr>
           <w:rFonts w:ascii="Times New Roman" w:hAnsi="Times New Roman" w:cs="Times New Roman"/>
           <w:color w:val="000000"/>
-          <w:sz w:val="28"/>
-          <w:szCs w:val="28"/>
+          <w:sz w:val="26"/>
+          <w:szCs w:val="26"/>
           <w:lang w:val="vi-VN"/>
         </w:rPr>
         <w:t>thanh toán</w:t>
@@ -1666,8 +1618,8 @@
         <w:rPr>
           <w:rFonts w:ascii="Times New Roman" w:hAnsi="Times New Roman" w:cs="Times New Roman"/>
           <w:color w:val="000000"/>
-          <w:sz w:val="28"/>
-          <w:szCs w:val="28"/>
+          <w:sz w:val="26"/>
+          <w:szCs w:val="26"/>
           <w:lang w:val="vi-VN"/>
         </w:rPr>
         <w:t xml:space="preserve"> hoàn tất</w:t>
@@ -1676,8 +1628,8 @@
         <w:rPr>
           <w:rFonts w:ascii="Times New Roman" w:hAnsi="Times New Roman" w:cs="Times New Roman"/>
           <w:color w:val="000000"/>
-          <w:sz w:val="28"/>
-          <w:szCs w:val="28"/>
+          <w:sz w:val="26"/>
+          <w:szCs w:val="26"/>
           <w:lang w:val="vi-VN"/>
         </w:rPr>
         <w:t xml:space="preserve"> các chi phí phát sinh</w:t>
@@ -1686,8 +1638,8 @@
         <w:rPr>
           <w:rFonts w:ascii="Times New Roman" w:hAnsi="Times New Roman" w:cs="Times New Roman"/>
           <w:color w:val="000000"/>
-          <w:sz w:val="28"/>
-          <w:szCs w:val="28"/>
+          <w:sz w:val="26"/>
+          <w:szCs w:val="26"/>
           <w:lang w:val="vi-VN"/>
         </w:rPr>
         <w:t>.</w:t>
@@ -1704,17 +1656,17 @@
         <w:rPr>
           <w:rFonts w:ascii="Times New Roman" w:hAnsi="Times New Roman" w:cs="Times New Roman"/>
           <w:color w:val="000000"/>
-          <w:sz w:val="28"/>
-          <w:szCs w:val="28"/>
-          <w:lang w:val="vi-VN"/>
-        </w:rPr>
-      </w:pPr>
-      <w:r>
-        <w:rPr>
-          <w:rFonts w:ascii="Times New Roman" w:hAnsi="Times New Roman" w:cs="Times New Roman"/>
-          <w:color w:val="000000"/>
-          <w:sz w:val="28"/>
-          <w:szCs w:val="28"/>
+          <w:sz w:val="26"/>
+          <w:szCs w:val="26"/>
+          <w:lang w:val="vi-VN"/>
+        </w:rPr>
+      </w:pPr>
+      <w:r>
+        <w:rPr>
+          <w:rFonts w:ascii="Times New Roman" w:hAnsi="Times New Roman" w:cs="Times New Roman"/>
+          <w:color w:val="000000"/>
+          <w:sz w:val="26"/>
+          <w:szCs w:val="26"/>
           <w:lang w:val="vi-VN"/>
         </w:rPr>
         <w:t>S</w:t>
@@ -1723,8 +1675,8 @@
         <w:rPr>
           <w:rFonts w:ascii="Times New Roman" w:hAnsi="Times New Roman" w:cs="Times New Roman"/>
           <w:color w:val="000000"/>
-          <w:sz w:val="28"/>
-          <w:szCs w:val="28"/>
+          <w:sz w:val="26"/>
+          <w:szCs w:val="26"/>
           <w:lang w:val="vi-VN"/>
         </w:rPr>
         <w:t xml:space="preserve">au 05 ngày kể từ ngày ngừng cấp điện mà </w:t>
@@ -1733,8 +1685,8 @@
         <w:rPr>
           <w:rFonts w:ascii="Times New Roman" w:hAnsi="Times New Roman" w:cs="Times New Roman"/>
           <w:color w:val="000000"/>
-          <w:sz w:val="28"/>
-          <w:szCs w:val="28"/>
+          <w:sz w:val="26"/>
+          <w:szCs w:val="26"/>
           <w:lang w:val="vi-VN"/>
         </w:rPr>
         <w:t xml:space="preserve">HĐMBĐ </w:t>
@@ -1743,8 +1695,8 @@
         <w:rPr>
           <w:rFonts w:ascii="Times New Roman" w:hAnsi="Times New Roman" w:cs="Times New Roman"/>
           <w:color w:val="000000"/>
-          <w:sz w:val="28"/>
-          <w:szCs w:val="28"/>
+          <w:sz w:val="26"/>
+          <w:szCs w:val="26"/>
           <w:lang w:val="vi-VN"/>
         </w:rPr>
         <w:t xml:space="preserve">vẫn </w:t>
@@ -1753,8 +1705,8 @@
         <w:rPr>
           <w:rFonts w:ascii="Times New Roman" w:hAnsi="Times New Roman" w:cs="Times New Roman"/>
           <w:color w:val="000000"/>
-          <w:sz w:val="28"/>
-          <w:szCs w:val="28"/>
+          <w:sz w:val="26"/>
+          <w:szCs w:val="26"/>
           <w:lang w:val="vi-VN"/>
         </w:rPr>
         <w:t xml:space="preserve">chưa được ký kết, </w:t>
@@ -1763,8 +1715,8 @@
         <w:rPr>
           <w:rFonts w:ascii="Times New Roman" w:hAnsi="Times New Roman" w:cs="Times New Roman"/>
           <w:color w:val="000000"/>
-          <w:sz w:val="28"/>
-          <w:szCs w:val="28"/>
+          <w:sz w:val="26"/>
+          <w:szCs w:val="26"/>
           <w:lang w:val="vi-VN"/>
         </w:rPr>
         <w:t>Điện lực Xuân Lộc</w:t>
@@ -1773,8 +1725,8 @@
         <w:rPr>
           <w:rFonts w:ascii="Times New Roman" w:hAnsi="Times New Roman" w:cs="Times New Roman"/>
           <w:color w:val="000000"/>
-          <w:sz w:val="28"/>
-          <w:szCs w:val="28"/>
+          <w:sz w:val="26"/>
+          <w:szCs w:val="26"/>
           <w:lang w:val="vi-VN"/>
         </w:rPr>
         <w:t xml:space="preserve"> sẽ thực hiện thu hồi hệ thống đo đếm và thanh lý hợp đồng</w:t>
@@ -1783,8 +1735,8 @@
         <w:rPr>
           <w:rFonts w:ascii="Times New Roman" w:hAnsi="Times New Roman" w:cs="Times New Roman"/>
           <w:color w:val="000000"/>
-          <w:sz w:val="28"/>
-          <w:szCs w:val="28"/>
+          <w:sz w:val="26"/>
+          <w:szCs w:val="26"/>
           <w:lang w:val="vi-VN"/>
         </w:rPr>
         <w:t xml:space="preserve"> theo quy định</w:t>
@@ -1793,8 +1745,8 @@
         <w:rPr>
           <w:rFonts w:ascii="Times New Roman" w:hAnsi="Times New Roman" w:cs="Times New Roman"/>
           <w:color w:val="000000"/>
-          <w:sz w:val="28"/>
-          <w:szCs w:val="28"/>
+          <w:sz w:val="26"/>
+          <w:szCs w:val="26"/>
           <w:lang w:val="vi-VN"/>
         </w:rPr>
         <w:t>.</w:t>
@@ -1810,17 +1762,17 @@
         <w:rPr>
           <w:rFonts w:ascii="Times New Roman" w:hAnsi="Times New Roman" w:cs="Times New Roman"/>
           <w:color w:val="000000"/>
-          <w:sz w:val="28"/>
-          <w:szCs w:val="28"/>
-          <w:lang w:val="vi-VN"/>
-        </w:rPr>
-      </w:pPr>
-      <w:r>
-        <w:rPr>
-          <w:rFonts w:ascii="Times New Roman" w:hAnsi="Times New Roman" w:cs="Times New Roman"/>
-          <w:color w:val="000000"/>
-          <w:sz w:val="28"/>
-          <w:szCs w:val="28"/>
+          <w:sz w:val="26"/>
+          <w:szCs w:val="26"/>
+          <w:lang w:val="vi-VN"/>
+        </w:rPr>
+      </w:pPr>
+      <w:r>
+        <w:rPr>
+          <w:rFonts w:ascii="Times New Roman" w:hAnsi="Times New Roman" w:cs="Times New Roman"/>
+          <w:color w:val="000000"/>
+          <w:sz w:val="26"/>
+          <w:szCs w:val="26"/>
           <w:lang w:val="vi-VN"/>
         </w:rPr>
         <w:t>Trân trọng kính chào.</w:t>
@@ -1829,8 +1781,8 @@
         <w:rPr>
           <w:rFonts w:ascii="Times New Roman" w:hAnsi="Times New Roman" w:cs="Times New Roman"/>
           <w:color w:val="000000"/>
-          <w:sz w:val="28"/>
-          <w:szCs w:val="28"/>
+          <w:sz w:val="26"/>
+          <w:szCs w:val="26"/>
           <w:lang w:val="vi-VN"/>
         </w:rPr>
         <w:t>/.</w:t>
@@ -2214,7 +2166,7 @@
     </w:p>
     <w:sectPr>
       <w:pgSz w:w="11909" w:h="16834" w:code="9"/>
-      <w:pgMar w:top="851" w:right="1136" w:bottom="709" w:left="1440" w:header="720" w:footer="720" w:gutter="0"/>
+      <w:pgMar w:top="993" w:right="1136" w:bottom="709" w:left="1440" w:header="720" w:footer="720" w:gutter="0"/>
       <w:cols w:space="720"/>
       <w:docGrid w:linePitch="360"/>
     </w:sectPr>
@@ -4327,6 +4279,8 @@
   </w:compat>
   <w:rsids>
     <w:rsidRoot w:val="00F433DC"/>
+    <w:rsid w:val="001030CC"/>
+    <w:rsid w:val="003B2625"/>
     <w:rsid w:val="003C6970"/>
     <w:rsid w:val="005D3B6C"/>
     <w:rsid w:val="006C08E1"/>
